--- a/docs/Wafa_Ethics_Statement.docx
+++ b/docs/Wafa_Ethics_Statement.docx
@@ -28,7 +28,7 @@
           <w:sz w:val="16"/>
           <w:szCs w:val="16"/>
         </w:rPr>
-        <w:t xml:space="preserve">MAIB AI 115 · Final Group Project · July 2026 — Rakshanda Dhote</w:t>
+        <w:t xml:space="preserve">MAIB AI 115 · July 2026 — Rakshanda Dhote</w:t>
       </w:r>
     </w:p>
     <w:p>
